--- a/orcamento-marcenaria/output/orcamento_final.docx
+++ b/orcamento-marcenaria/output/orcamento_final.docx
@@ -21,6 +21,14 @@
       </w:r>
     </w:p>
     <w:p/>
+    <w:p>
+      <w:pPr>
+        <w:pStyle w:val="Heading2"/>
+      </w:pPr>
+      <w:r>
+        <w:t xml:space="preserve">Chapas de MDF</w:t>
+      </w:r>
+    </w:p>
     <w:tbl>
       <w:tblPr>
         <w:tblW w:type="dxa" w:w="9360"/>
@@ -35,8 +43,9 @@
       </w:tblPr>
       <w:tblGrid>
         <w:gridCol w:w="4680"/>
-        <w:gridCol w:w="2340"/>
-        <w:gridCol w:w="2340"/>
+        <w:gridCol w:w="1560"/>
+        <w:gridCol w:w="1560"/>
+        <w:gridCol w:w="1560"/>
       </w:tblGrid>
       <w:tr>
         <w:trPr>
@@ -55,14 +64,16 @@
               <w:rPr>
                 <w:b/>
                 <w:bCs/>
-              </w:rPr>
-              <w:t xml:space="preserve">Ambiente / Modulo</w:t>
-            </w:r>
-          </w:p>
-        </w:tc>
-        <w:tc>
-          <w:tcPr>
-            <w:tcW w:type="dxa" w:w="2340"/>
+                <w:i w:val="false"/>
+                <w:iCs w:val="false"/>
+              </w:rPr>
+              <w:t xml:space="preserve">Acabamento</w:t>
+            </w:r>
+          </w:p>
+        </w:tc>
+        <w:tc>
+          <w:tcPr>
+            <w:tcW w:type="dxa" w:w="1560"/>
             <w:shd w:fill="305496" w:val="clear"/>
           </w:tcPr>
           <w:p>
@@ -73,14 +84,16 @@
               <w:rPr>
                 <w:b/>
                 <w:bCs/>
-              </w:rPr>
-              <w:t xml:space="preserve">Preco Material (R$)</w:t>
-            </w:r>
-          </w:p>
-        </w:tc>
-        <w:tc>
-          <w:tcPr>
-            <w:tcW w:type="dxa" w:w="2340"/>
+                <w:i w:val="false"/>
+                <w:iCs w:val="false"/>
+              </w:rPr>
+              <w:t xml:space="preserve">Num Chapas</w:t>
+            </w:r>
+          </w:p>
+        </w:tc>
+        <w:tc>
+          <w:tcPr>
+            <w:tcW w:type="dxa" w:w="1560"/>
             <w:shd w:fill="305496" w:val="clear"/>
           </w:tcPr>
           <w:p>
@@ -91,329 +104,1786 @@
               <w:rPr>
                 <w:b/>
                 <w:bCs/>
-              </w:rPr>
-              <w:t xml:space="preserve">Preco Final (R$)</w:t>
-            </w:r>
-          </w:p>
-        </w:tc>
-      </w:tr>
-      <w:tr>
-        <w:tc>
-          <w:tcPr>
-            <w:tcW w:type="dxa" w:w="4680"/>
-          </w:tcPr>
-          <w:p>
-            <w:pPr>
-              <w:jc w:val="left"/>
-            </w:pPr>
-            <w:r>
-              <w:rPr>
-                <w:b w:val="false"/>
-                <w:bCs w:val="false"/>
-              </w:rPr>
-              <w:t xml:space="preserve">Projeto - Quarto Maria - Armário</w:t>
-            </w:r>
-          </w:p>
-        </w:tc>
-        <w:tc>
-          <w:tcPr>
-            <w:tcW w:type="dxa" w:w="2340"/>
-          </w:tcPr>
-          <w:p>
-            <w:pPr>
-              <w:jc w:val="right"/>
-            </w:pPr>
-            <w:r>
-              <w:rPr>
-                <w:b w:val="false"/>
-                <w:bCs w:val="false"/>
-              </w:rPr>
-              <w:t xml:space="preserve">R$ 2.899,16</w:t>
-            </w:r>
-          </w:p>
-        </w:tc>
-        <w:tc>
-          <w:tcPr>
-            <w:tcW w:type="dxa" w:w="2340"/>
-          </w:tcPr>
-          <w:p>
-            <w:pPr>
-              <w:jc w:val="right"/>
-            </w:pPr>
-            <w:r>
-              <w:rPr>
-                <w:b w:val="false"/>
-                <w:bCs w:val="false"/>
-              </w:rPr>
-              <w:t xml:space="preserve">R$ 2.899,16</w:t>
-            </w:r>
-          </w:p>
-        </w:tc>
-      </w:tr>
-      <w:tr>
-        <w:tc>
-          <w:tcPr>
-            <w:tcW w:type="dxa" w:w="4680"/>
-          </w:tcPr>
-          <w:p>
-            <w:pPr>
-              <w:jc w:val="left"/>
-            </w:pPr>
-            <w:r>
-              <w:rPr>
-                <w:b w:val="false"/>
-                <w:bCs w:val="false"/>
-              </w:rPr>
-              <w:t xml:space="preserve">Projeto - Quarto Maria - Armário</w:t>
-            </w:r>
-          </w:p>
-        </w:tc>
-        <w:tc>
-          <w:tcPr>
-            <w:tcW w:type="dxa" w:w="2340"/>
-          </w:tcPr>
-          <w:p>
-            <w:pPr>
-              <w:jc w:val="right"/>
-            </w:pPr>
-            <w:r>
-              <w:rPr>
-                <w:b w:val="false"/>
-                <w:bCs w:val="false"/>
-              </w:rPr>
-              <w:t xml:space="preserve">R$ 2.899,16</w:t>
-            </w:r>
-          </w:p>
-        </w:tc>
-        <w:tc>
-          <w:tcPr>
-            <w:tcW w:type="dxa" w:w="2340"/>
-          </w:tcPr>
-          <w:p>
-            <w:pPr>
-              <w:jc w:val="right"/>
-            </w:pPr>
-            <w:r>
-              <w:rPr>
-                <w:b w:val="false"/>
-                <w:bCs w:val="false"/>
-              </w:rPr>
-              <w:t xml:space="preserve">R$ 2.899,16</w:t>
-            </w:r>
-          </w:p>
-        </w:tc>
-      </w:tr>
-      <w:tr>
-        <w:tc>
-          <w:tcPr>
-            <w:tcW w:type="dxa" w:w="4680"/>
-          </w:tcPr>
-          <w:p>
-            <w:pPr>
-              <w:jc w:val="left"/>
-            </w:pPr>
-            <w:r>
-              <w:rPr>
-                <w:b w:val="false"/>
-                <w:bCs w:val="false"/>
-              </w:rPr>
-              <w:t xml:space="preserve">Projeto - Quarto Maria - Fechamento Lateral Dir</w:t>
-            </w:r>
-          </w:p>
-        </w:tc>
-        <w:tc>
-          <w:tcPr>
-            <w:tcW w:type="dxa" w:w="2340"/>
-          </w:tcPr>
-          <w:p>
-            <w:pPr>
-              <w:jc w:val="right"/>
-            </w:pPr>
-            <w:r>
-              <w:rPr>
-                <w:b w:val="false"/>
-                <w:bCs w:val="false"/>
-              </w:rPr>
-              <w:t xml:space="preserve">R$ 16,34</w:t>
-            </w:r>
-          </w:p>
-        </w:tc>
-        <w:tc>
-          <w:tcPr>
-            <w:tcW w:type="dxa" w:w="2340"/>
-          </w:tcPr>
-          <w:p>
-            <w:pPr>
-              <w:jc w:val="right"/>
-            </w:pPr>
-            <w:r>
-              <w:rPr>
-                <w:b w:val="false"/>
-                <w:bCs w:val="false"/>
-              </w:rPr>
-              <w:t xml:space="preserve">R$ 16,34</w:t>
-            </w:r>
-          </w:p>
-        </w:tc>
-      </w:tr>
-      <w:tr>
-        <w:tc>
-          <w:tcPr>
-            <w:tcW w:type="dxa" w:w="4680"/>
-          </w:tcPr>
-          <w:p>
-            <w:pPr>
-              <w:jc w:val="left"/>
-            </w:pPr>
-            <w:r>
-              <w:rPr>
-                <w:b w:val="false"/>
-                <w:bCs w:val="false"/>
-              </w:rPr>
-              <w:t xml:space="preserve">Projeto - Quarto Maria - Fechamento Lateral Esq</w:t>
-            </w:r>
-          </w:p>
-        </w:tc>
-        <w:tc>
-          <w:tcPr>
-            <w:tcW w:type="dxa" w:w="2340"/>
-          </w:tcPr>
-          <w:p>
-            <w:pPr>
-              <w:jc w:val="right"/>
-            </w:pPr>
-            <w:r>
-              <w:rPr>
-                <w:b w:val="false"/>
-                <w:bCs w:val="false"/>
-              </w:rPr>
-              <w:t xml:space="preserve">R$ 16,34</w:t>
-            </w:r>
-          </w:p>
-        </w:tc>
-        <w:tc>
-          <w:tcPr>
-            <w:tcW w:type="dxa" w:w="2340"/>
-          </w:tcPr>
-          <w:p>
-            <w:pPr>
-              <w:jc w:val="right"/>
-            </w:pPr>
-            <w:r>
-              <w:rPr>
-                <w:b w:val="false"/>
-                <w:bCs w:val="false"/>
-              </w:rPr>
-              <w:t xml:space="preserve">R$ 16,34</w:t>
-            </w:r>
-          </w:p>
-        </w:tc>
-      </w:tr>
-      <w:tr>
-        <w:tc>
-          <w:tcPr>
-            <w:tcW w:type="dxa" w:w="4680"/>
-          </w:tcPr>
-          <w:p>
-            <w:pPr>
-              <w:jc w:val="left"/>
-            </w:pPr>
-            <w:r>
-              <w:rPr>
-                <w:b w:val="false"/>
-                <w:bCs w:val="false"/>
-              </w:rPr>
-              <w:t xml:space="preserve">Projeto - Quarto Maria - Rodapé Lateral</w:t>
-            </w:r>
-          </w:p>
-        </w:tc>
-        <w:tc>
-          <w:tcPr>
-            <w:tcW w:type="dxa" w:w="2340"/>
-          </w:tcPr>
-          <w:p>
-            <w:pPr>
-              <w:jc w:val="right"/>
-            </w:pPr>
-            <w:r>
-              <w:rPr>
-                <w:b w:val="false"/>
-                <w:bCs w:val="false"/>
-              </w:rPr>
-              <w:t xml:space="preserve">R$ 212,38</w:t>
-            </w:r>
-          </w:p>
-        </w:tc>
-        <w:tc>
-          <w:tcPr>
-            <w:tcW w:type="dxa" w:w="2340"/>
-          </w:tcPr>
-          <w:p>
-            <w:pPr>
-              <w:jc w:val="right"/>
-            </w:pPr>
-            <w:r>
-              <w:rPr>
-                <w:b w:val="false"/>
-                <w:bCs w:val="false"/>
-              </w:rPr>
-              <w:t xml:space="preserve">R$ 212,38</w:t>
-            </w:r>
-          </w:p>
-        </w:tc>
-      </w:tr>
-      <w:tr>
-        <w:tc>
-          <w:tcPr>
-            <w:tcW w:type="dxa" w:w="4680"/>
-            <w:shd w:fill="D9E1F2" w:val="clear"/>
-          </w:tcPr>
-          <w:p>
-            <w:pPr>
-              <w:jc w:val="left"/>
+                <w:i w:val="false"/>
+                <w:iCs w:val="false"/>
+              </w:rPr>
+              <w:t xml:space="preserve">Preco/Chapa</w:t>
+            </w:r>
+          </w:p>
+        </w:tc>
+        <w:tc>
+          <w:tcPr>
+            <w:tcW w:type="dxa" w:w="1560"/>
+            <w:shd w:fill="305496" w:val="clear"/>
+          </w:tcPr>
+          <w:p>
+            <w:pPr>
+              <w:jc w:val="right"/>
             </w:pPr>
             <w:r>
               <w:rPr>
                 <w:b/>
                 <w:bCs/>
-              </w:rPr>
-              <w:t xml:space="preserve">TOTAL GERAL</w:t>
-            </w:r>
-          </w:p>
-        </w:tc>
-        <w:tc>
-          <w:tcPr>
-            <w:tcW w:type="dxa" w:w="2340"/>
-            <w:shd w:fill="D9E1F2" w:val="clear"/>
-          </w:tcPr>
-          <w:p>
-            <w:pPr>
-              <w:jc w:val="left"/>
-            </w:pPr>
-            <w:r>
-              <w:rPr>
-                <w:b w:val="false"/>
-                <w:bCs w:val="false"/>
-              </w:rPr>
-              <w:t xml:space="preserve"/>
-            </w:r>
-          </w:p>
-        </w:tc>
-        <w:tc>
-          <w:tcPr>
-            <w:tcW w:type="dxa" w:w="2340"/>
-            <w:shd w:fill="D9E1F2" w:val="clear"/>
-          </w:tcPr>
-          <w:p>
-            <w:pPr>
-              <w:jc w:val="right"/>
+                <w:i w:val="false"/>
+                <w:iCs w:val="false"/>
+              </w:rPr>
+              <w:t xml:space="preserve">Custo</w:t>
+            </w:r>
+          </w:p>
+        </w:tc>
+      </w:tr>
+      <w:tr>
+        <w:tc>
+          <w:tcPr>
+            <w:tcW w:type="dxa" w:w="4680"/>
+          </w:tcPr>
+          <w:p>
+            <w:pPr>
+              <w:jc w:val="left"/>
+            </w:pPr>
+            <w:r>
+              <w:rPr>
+                <w:b w:val="false"/>
+                <w:bCs w:val="false"/>
+                <w:i w:val="false"/>
+                <w:iCs w:val="false"/>
+              </w:rPr>
+              <w:t xml:space="preserve">18mm Duratex.Essencial.Rosa Infinito</w:t>
+            </w:r>
+          </w:p>
+        </w:tc>
+        <w:tc>
+          <w:tcPr>
+            <w:tcW w:type="dxa" w:w="1560"/>
+          </w:tcPr>
+          <w:p>
+            <w:pPr>
+              <w:jc w:val="right"/>
+            </w:pPr>
+            <w:r>
+              <w:rPr>
+                <w:b w:val="false"/>
+                <w:bCs w:val="false"/>
+                <w:i w:val="false"/>
+                <w:iCs w:val="false"/>
+              </w:rPr>
+              <w:t xml:space="preserve">1</w:t>
+            </w:r>
+          </w:p>
+        </w:tc>
+        <w:tc>
+          <w:tcPr>
+            <w:tcW w:type="dxa" w:w="1560"/>
+          </w:tcPr>
+          <w:p>
+            <w:pPr>
+              <w:jc w:val="right"/>
+            </w:pPr>
+            <w:r>
+              <w:rPr>
+                <w:b w:val="false"/>
+                <w:bCs w:val="false"/>
+                <w:i w:val="false"/>
+                <w:iCs w:val="false"/>
+              </w:rPr>
+              <w:t xml:space="preserve">R$ 591,90</w:t>
+            </w:r>
+          </w:p>
+        </w:tc>
+        <w:tc>
+          <w:tcPr>
+            <w:tcW w:type="dxa" w:w="1560"/>
+          </w:tcPr>
+          <w:p>
+            <w:pPr>
+              <w:jc w:val="right"/>
+            </w:pPr>
+            <w:r>
+              <w:rPr>
+                <w:b w:val="false"/>
+                <w:bCs w:val="false"/>
+                <w:i w:val="false"/>
+                <w:iCs w:val="false"/>
+              </w:rPr>
+              <w:t xml:space="preserve">R$ 591,90</w:t>
+            </w:r>
+          </w:p>
+        </w:tc>
+      </w:tr>
+      <w:tr>
+        <w:tc>
+          <w:tcPr>
+            <w:tcW w:type="dxa" w:w="4680"/>
+          </w:tcPr>
+          <w:p>
+            <w:pPr>
+              <w:jc w:val="left"/>
+            </w:pPr>
+            <w:r>
+              <w:rPr>
+                <w:b w:val="false"/>
+                <w:bCs w:val="false"/>
+                <w:i w:val="false"/>
+                <w:iCs w:val="false"/>
+              </w:rPr>
+              <w:t xml:space="preserve">18mm Branco</w:t>
+            </w:r>
+          </w:p>
+        </w:tc>
+        <w:tc>
+          <w:tcPr>
+            <w:tcW w:type="dxa" w:w="1560"/>
+          </w:tcPr>
+          <w:p>
+            <w:pPr>
+              <w:jc w:val="right"/>
+            </w:pPr>
+            <w:r>
+              <w:rPr>
+                <w:b w:val="false"/>
+                <w:bCs w:val="false"/>
+                <w:i w:val="false"/>
+                <w:iCs w:val="false"/>
+              </w:rPr>
+              <w:t xml:space="preserve">3</w:t>
+            </w:r>
+          </w:p>
+        </w:tc>
+        <w:tc>
+          <w:tcPr>
+            <w:tcW w:type="dxa" w:w="1560"/>
+          </w:tcPr>
+          <w:p>
+            <w:pPr>
+              <w:jc w:val="right"/>
+            </w:pPr>
+            <w:r>
+              <w:rPr>
+                <w:b w:val="false"/>
+                <w:bCs w:val="false"/>
+                <w:i w:val="false"/>
+                <w:iCs w:val="false"/>
+              </w:rPr>
+              <w:t xml:space="preserve">R$ 334,90</w:t>
+            </w:r>
+          </w:p>
+        </w:tc>
+        <w:tc>
+          <w:tcPr>
+            <w:tcW w:type="dxa" w:w="1560"/>
+          </w:tcPr>
+          <w:p>
+            <w:pPr>
+              <w:jc w:val="right"/>
+            </w:pPr>
+            <w:r>
+              <w:rPr>
+                <w:b w:val="false"/>
+                <w:bCs w:val="false"/>
+                <w:i w:val="false"/>
+                <w:iCs w:val="false"/>
+              </w:rPr>
+              <w:t xml:space="preserve">R$ 1.004,70</w:t>
+            </w:r>
+          </w:p>
+        </w:tc>
+      </w:tr>
+      <w:tr>
+        <w:tc>
+          <w:tcPr>
+            <w:tcW w:type="dxa" w:w="4680"/>
+          </w:tcPr>
+          <w:p>
+            <w:pPr>
+              <w:jc w:val="left"/>
+            </w:pPr>
+            <w:r>
+              <w:rPr>
+                <w:b w:val="false"/>
+                <w:bCs w:val="false"/>
+                <w:i w:val="false"/>
+                <w:iCs w:val="false"/>
+              </w:rPr>
+              <w:t xml:space="preserve">9mm Branco</w:t>
+            </w:r>
+          </w:p>
+        </w:tc>
+        <w:tc>
+          <w:tcPr>
+            <w:tcW w:type="dxa" w:w="1560"/>
+          </w:tcPr>
+          <w:p>
+            <w:pPr>
+              <w:jc w:val="right"/>
+            </w:pPr>
+            <w:r>
+              <w:rPr>
+                <w:b w:val="false"/>
+                <w:bCs w:val="false"/>
+                <w:i w:val="false"/>
+                <w:iCs w:val="false"/>
+              </w:rPr>
+              <w:t xml:space="preserve">1</w:t>
+            </w:r>
+          </w:p>
+        </w:tc>
+        <w:tc>
+          <w:tcPr>
+            <w:tcW w:type="dxa" w:w="1560"/>
+          </w:tcPr>
+          <w:p>
+            <w:pPr>
+              <w:jc w:val="right"/>
+            </w:pPr>
+            <w:r>
+              <w:rPr>
+                <w:b w:val="false"/>
+                <w:bCs w:val="false"/>
+                <w:i w:val="false"/>
+                <w:iCs w:val="false"/>
+              </w:rPr>
+              <w:t xml:space="preserve">R$ 253,90</w:t>
+            </w:r>
+          </w:p>
+        </w:tc>
+        <w:tc>
+          <w:tcPr>
+            <w:tcW w:type="dxa" w:w="1560"/>
+          </w:tcPr>
+          <w:p>
+            <w:pPr>
+              <w:jc w:val="right"/>
+            </w:pPr>
+            <w:r>
+              <w:rPr>
+                <w:b w:val="false"/>
+                <w:bCs w:val="false"/>
+                <w:i w:val="false"/>
+                <w:iCs w:val="false"/>
+              </w:rPr>
+              <w:t xml:space="preserve">R$ 253,90</w:t>
+            </w:r>
+          </w:p>
+        </w:tc>
+      </w:tr>
+      <w:tr>
+        <w:tc>
+          <w:tcPr>
+            <w:tcW w:type="dxa" w:w="4680"/>
+          </w:tcPr>
+          <w:p>
+            <w:pPr>
+              <w:jc w:val="left"/>
+            </w:pPr>
+            <w:r>
+              <w:rPr>
+                <w:b w:val="false"/>
+                <w:bCs w:val="false"/>
+                <w:i w:val="false"/>
+                <w:iCs w:val="false"/>
+              </w:rPr>
+              <w:t xml:space="preserve">18mm Berneck.Unicolors Metallic Suede TX</w:t>
+            </w:r>
+          </w:p>
+        </w:tc>
+        <w:tc>
+          <w:tcPr>
+            <w:tcW w:type="dxa" w:w="1560"/>
+          </w:tcPr>
+          <w:p>
+            <w:pPr>
+              <w:jc w:val="right"/>
+            </w:pPr>
+            <w:r>
+              <w:rPr>
+                <w:b w:val="false"/>
+                <w:bCs w:val="false"/>
+                <w:i w:val="false"/>
+                <w:iCs w:val="false"/>
+              </w:rPr>
+              <w:t xml:space="preserve">1</w:t>
+            </w:r>
+          </w:p>
+        </w:tc>
+        <w:tc>
+          <w:tcPr>
+            <w:tcW w:type="dxa" w:w="1560"/>
+          </w:tcPr>
+          <w:p>
+            <w:pPr>
+              <w:jc w:val="right"/>
+            </w:pPr>
+            <w:r>
+              <w:rPr>
+                <w:b w:val="false"/>
+                <w:bCs w:val="false"/>
+                <w:i w:val="false"/>
+                <w:iCs w:val="false"/>
+              </w:rPr>
+              <w:t xml:space="preserve">R$ 539,90</w:t>
+            </w:r>
+          </w:p>
+        </w:tc>
+        <w:tc>
+          <w:tcPr>
+            <w:tcW w:type="dxa" w:w="1560"/>
+          </w:tcPr>
+          <w:p>
+            <w:pPr>
+              <w:jc w:val="right"/>
+            </w:pPr>
+            <w:r>
+              <w:rPr>
+                <w:b w:val="false"/>
+                <w:bCs w:val="false"/>
+                <w:i w:val="false"/>
+                <w:iCs w:val="false"/>
+              </w:rPr>
+              <w:t xml:space="preserve">R$ 539,90</w:t>
+            </w:r>
+          </w:p>
+        </w:tc>
+      </w:tr>
+    </w:tbl>
+    <w:p/>
+    <w:p>
+      <w:pPr>
+        <w:pStyle w:val="Heading2"/>
+      </w:pPr>
+      <w:r>
+        <w:t xml:space="preserve">Fita de Borda</w:t>
+      </w:r>
+    </w:p>
+    <w:tbl>
+      <w:tblPr>
+        <w:tblW w:type="dxa" w:w="9360"/>
+        <w:tblBorders>
+          <w:top w:val="single" w:color="auto" w:sz="4"/>
+          <w:left w:val="single" w:color="auto" w:sz="4"/>
+          <w:bottom w:val="single" w:color="auto" w:sz="4"/>
+          <w:right w:val="single" w:color="auto" w:sz="4"/>
+          <w:insideH w:val="single" w:color="auto" w:sz="4"/>
+          <w:insideV w:val="single" w:color="auto" w:sz="4"/>
+        </w:tblBorders>
+      </w:tblPr>
+      <w:tblGrid>
+        <w:gridCol w:w="4680"/>
+        <w:gridCol w:w="1560"/>
+        <w:gridCol w:w="1560"/>
+        <w:gridCol w:w="1560"/>
+      </w:tblGrid>
+      <w:tr>
+        <w:trPr>
+          <w:tblHeader/>
+        </w:trPr>
+        <w:tc>
+          <w:tcPr>
+            <w:tcW w:type="dxa" w:w="4680"/>
+            <w:shd w:fill="305496" w:val="clear"/>
+          </w:tcPr>
+          <w:p>
+            <w:pPr>
+              <w:jc w:val="left"/>
             </w:pPr>
             <w:r>
               <w:rPr>
                 <w:b/>
                 <w:bCs/>
-              </w:rPr>
-              <w:t xml:space="preserve">R$ 6.043,37</w:t>
+                <w:i w:val="false"/>
+                <w:iCs w:val="false"/>
+              </w:rPr>
+              <w:t xml:space="preserve">Acabamento</w:t>
+            </w:r>
+          </w:p>
+        </w:tc>
+        <w:tc>
+          <w:tcPr>
+            <w:tcW w:type="dxa" w:w="1560"/>
+            <w:shd w:fill="305496" w:val="clear"/>
+          </w:tcPr>
+          <w:p>
+            <w:pPr>
+              <w:jc w:val="right"/>
+            </w:pPr>
+            <w:r>
+              <w:rPr>
+                <w:b/>
+                <w:bCs/>
+                <w:i w:val="false"/>
+                <w:iCs w:val="false"/>
+              </w:rPr>
+              <w:t xml:space="preserve">Metros</w:t>
+            </w:r>
+          </w:p>
+        </w:tc>
+        <w:tc>
+          <w:tcPr>
+            <w:tcW w:type="dxa" w:w="1560"/>
+            <w:shd w:fill="305496" w:val="clear"/>
+          </w:tcPr>
+          <w:p>
+            <w:pPr>
+              <w:jc w:val="right"/>
+            </w:pPr>
+            <w:r>
+              <w:rPr>
+                <w:b/>
+                <w:bCs/>
+                <w:i w:val="false"/>
+                <w:iCs w:val="false"/>
+              </w:rPr>
+              <w:t xml:space="preserve">Preco/Metro</w:t>
+            </w:r>
+          </w:p>
+        </w:tc>
+        <w:tc>
+          <w:tcPr>
+            <w:tcW w:type="dxa" w:w="1560"/>
+            <w:shd w:fill="305496" w:val="clear"/>
+          </w:tcPr>
+          <w:p>
+            <w:pPr>
+              <w:jc w:val="right"/>
+            </w:pPr>
+            <w:r>
+              <w:rPr>
+                <w:b/>
+                <w:bCs/>
+                <w:i w:val="false"/>
+                <w:iCs w:val="false"/>
+              </w:rPr>
+              <w:t xml:space="preserve">Custo</w:t>
+            </w:r>
+          </w:p>
+        </w:tc>
+      </w:tr>
+      <w:tr>
+        <w:tc>
+          <w:tcPr>
+            <w:tcW w:type="dxa" w:w="4680"/>
+          </w:tcPr>
+          <w:p>
+            <w:pPr>
+              <w:jc w:val="left"/>
+            </w:pPr>
+            <w:r>
+              <w:rPr>
+                <w:b w:val="false"/>
+                <w:bCs w:val="false"/>
+                <w:i w:val="false"/>
+                <w:iCs w:val="false"/>
+              </w:rPr>
+              <w:t xml:space="preserve">18mm Duratex.Essencial.Rosa Infinito</w:t>
+            </w:r>
+          </w:p>
+        </w:tc>
+        <w:tc>
+          <w:tcPr>
+            <w:tcW w:type="dxa" w:w="1560"/>
+          </w:tcPr>
+          <w:p>
+            <w:pPr>
+              <w:jc w:val="right"/>
+            </w:pPr>
+            <w:r>
+              <w:rPr>
+                <w:b w:val="false"/>
+                <w:bCs w:val="false"/>
+                <w:i w:val="false"/>
+                <w:iCs w:val="false"/>
+              </w:rPr>
+              <w:t xml:space="preserve">49.62</w:t>
+            </w:r>
+          </w:p>
+        </w:tc>
+        <w:tc>
+          <w:tcPr>
+            <w:tcW w:type="dxa" w:w="1560"/>
+          </w:tcPr>
+          <w:p>
+            <w:pPr>
+              <w:jc w:val="right"/>
+            </w:pPr>
+            <w:r>
+              <w:rPr>
+                <w:b w:val="false"/>
+                <w:bCs w:val="false"/>
+                <w:i w:val="false"/>
+                <w:iCs w:val="false"/>
+              </w:rPr>
+              <w:t xml:space="preserve">R$ 32,90</w:t>
+            </w:r>
+          </w:p>
+        </w:tc>
+        <w:tc>
+          <w:tcPr>
+            <w:tcW w:type="dxa" w:w="1560"/>
+          </w:tcPr>
+          <w:p>
+            <w:pPr>
+              <w:jc w:val="right"/>
+            </w:pPr>
+            <w:r>
+              <w:rPr>
+                <w:b w:val="false"/>
+                <w:bCs w:val="false"/>
+                <w:i w:val="false"/>
+                <w:iCs w:val="false"/>
+              </w:rPr>
+              <w:t xml:space="preserve">R$ 1.632,38</w:t>
+            </w:r>
+          </w:p>
+        </w:tc>
+      </w:tr>
+      <w:tr>
+        <w:tc>
+          <w:tcPr>
+            <w:tcW w:type="dxa" w:w="4680"/>
+          </w:tcPr>
+          <w:p>
+            <w:pPr>
+              <w:jc w:val="left"/>
+            </w:pPr>
+            <w:r>
+              <w:rPr>
+                <w:b w:val="false"/>
+                <w:bCs w:val="false"/>
+                <w:i w:val="false"/>
+                <w:iCs w:val="false"/>
+              </w:rPr>
+              <w:t xml:space="preserve">18mm Branco</w:t>
+            </w:r>
+          </w:p>
+        </w:tc>
+        <w:tc>
+          <w:tcPr>
+            <w:tcW w:type="dxa" w:w="1560"/>
+          </w:tcPr>
+          <w:p>
+            <w:pPr>
+              <w:jc w:val="right"/>
+            </w:pPr>
+            <w:r>
+              <w:rPr>
+                <w:b w:val="false"/>
+                <w:bCs w:val="false"/>
+                <w:i w:val="false"/>
+                <w:iCs w:val="false"/>
+              </w:rPr>
+              <w:t xml:space="preserve">74.25</w:t>
+            </w:r>
+          </w:p>
+        </w:tc>
+        <w:tc>
+          <w:tcPr>
+            <w:tcW w:type="dxa" w:w="1560"/>
+          </w:tcPr>
+          <w:p>
+            <w:pPr>
+              <w:jc w:val="right"/>
+            </w:pPr>
+            <w:r>
+              <w:rPr>
+                <w:b w:val="false"/>
+                <w:bCs w:val="false"/>
+                <w:i w:val="false"/>
+                <w:iCs w:val="false"/>
+              </w:rPr>
+              <w:t xml:space="preserve">R$ 26,90</w:t>
+            </w:r>
+          </w:p>
+        </w:tc>
+        <w:tc>
+          <w:tcPr>
+            <w:tcW w:type="dxa" w:w="1560"/>
+          </w:tcPr>
+          <w:p>
+            <w:pPr>
+              <w:jc w:val="right"/>
+            </w:pPr>
+            <w:r>
+              <w:rPr>
+                <w:b w:val="false"/>
+                <w:bCs w:val="false"/>
+                <w:i w:val="false"/>
+                <w:iCs w:val="false"/>
+              </w:rPr>
+              <w:t xml:space="preserve">R$ 1.997,27</w:t>
+            </w:r>
+          </w:p>
+        </w:tc>
+      </w:tr>
+      <w:tr>
+        <w:tc>
+          <w:tcPr>
+            <w:tcW w:type="dxa" w:w="4680"/>
+          </w:tcPr>
+          <w:p>
+            <w:pPr>
+              <w:jc w:val="left"/>
+            </w:pPr>
+            <w:r>
+              <w:rPr>
+                <w:b w:val="false"/>
+                <w:bCs w:val="false"/>
+                <w:i w:val="false"/>
+                <w:iCs w:val="false"/>
+              </w:rPr>
+              <w:t xml:space="preserve">9mm Branco</w:t>
+            </w:r>
+          </w:p>
+        </w:tc>
+        <w:tc>
+          <w:tcPr>
+            <w:tcW w:type="dxa" w:w="1560"/>
+          </w:tcPr>
+          <w:p>
+            <w:pPr>
+              <w:jc w:val="right"/>
+            </w:pPr>
+            <w:r>
+              <w:rPr>
+                <w:b w:val="false"/>
+                <w:bCs w:val="false"/>
+                <w:i w:val="false"/>
+                <w:iCs w:val="false"/>
+              </w:rPr>
+              <w:t xml:space="preserve">12.60</w:t>
+            </w:r>
+          </w:p>
+        </w:tc>
+        <w:tc>
+          <w:tcPr>
+            <w:tcW w:type="dxa" w:w="1560"/>
+          </w:tcPr>
+          <w:p>
+            <w:pPr>
+              <w:jc w:val="right"/>
+            </w:pPr>
+            <w:r>
+              <w:rPr>
+                <w:b w:val="false"/>
+                <w:bCs w:val="false"/>
+                <w:i w:val="false"/>
+                <w:iCs w:val="false"/>
+              </w:rPr>
+              <w:t xml:space="preserve">R$ 79,90</w:t>
+            </w:r>
+          </w:p>
+        </w:tc>
+        <w:tc>
+          <w:tcPr>
+            <w:tcW w:type="dxa" w:w="1560"/>
+          </w:tcPr>
+          <w:p>
+            <w:pPr>
+              <w:jc w:val="right"/>
+            </w:pPr>
+            <w:r>
+              <w:rPr>
+                <w:b w:val="false"/>
+                <w:bCs w:val="false"/>
+                <w:i w:val="false"/>
+                <w:iCs w:val="false"/>
+              </w:rPr>
+              <w:t xml:space="preserve">R$ 1.007,06</w:t>
+            </w:r>
+          </w:p>
+        </w:tc>
+      </w:tr>
+      <w:tr>
+        <w:tc>
+          <w:tcPr>
+            <w:tcW w:type="dxa" w:w="4680"/>
+          </w:tcPr>
+          <w:p>
+            <w:pPr>
+              <w:jc w:val="left"/>
+            </w:pPr>
+            <w:r>
+              <w:rPr>
+                <w:b w:val="false"/>
+                <w:bCs w:val="false"/>
+                <w:i w:val="false"/>
+                <w:iCs w:val="false"/>
+              </w:rPr>
+              <w:t xml:space="preserve">18mm Berneck.Unicolors Metallic Suede TX</w:t>
+            </w:r>
+          </w:p>
+        </w:tc>
+        <w:tc>
+          <w:tcPr>
+            <w:tcW w:type="dxa" w:w="1560"/>
+          </w:tcPr>
+          <w:p>
+            <w:pPr>
+              <w:jc w:val="right"/>
+            </w:pPr>
+            <w:r>
+              <w:rPr>
+                <w:b w:val="false"/>
+                <w:bCs w:val="false"/>
+                <w:i w:val="false"/>
+                <w:iCs w:val="false"/>
+              </w:rPr>
+              <w:t xml:space="preserve">21.68</w:t>
+            </w:r>
+          </w:p>
+        </w:tc>
+        <w:tc>
+          <w:tcPr>
+            <w:tcW w:type="dxa" w:w="1560"/>
+          </w:tcPr>
+          <w:p>
+            <w:pPr>
+              <w:jc w:val="right"/>
+            </w:pPr>
+            <w:r>
+              <w:rPr>
+                <w:b w:val="false"/>
+                <w:bCs w:val="false"/>
+                <w:i w:val="false"/>
+                <w:iCs w:val="false"/>
+              </w:rPr>
+              <w:t xml:space="preserve">R$ 35,90</w:t>
+            </w:r>
+          </w:p>
+        </w:tc>
+        <w:tc>
+          <w:tcPr>
+            <w:tcW w:type="dxa" w:w="1560"/>
+          </w:tcPr>
+          <w:p>
+            <w:pPr>
+              <w:jc w:val="right"/>
+            </w:pPr>
+            <w:r>
+              <w:rPr>
+                <w:b w:val="false"/>
+                <w:bCs w:val="false"/>
+                <w:i w:val="false"/>
+                <w:iCs w:val="false"/>
+              </w:rPr>
+              <w:t xml:space="preserve">R$ 778,31</w:t>
+            </w:r>
+          </w:p>
+        </w:tc>
+      </w:tr>
+    </w:tbl>
+    <w:p/>
+    <w:p>
+      <w:pPr>
+        <w:pStyle w:val="Heading2"/>
+      </w:pPr>
+      <w:r>
+        <w:t xml:space="preserve">Ferragens / Componentes</w:t>
+      </w:r>
+    </w:p>
+    <w:tbl>
+      <w:tblPr>
+        <w:tblW w:type="dxa" w:w="9360"/>
+        <w:tblBorders>
+          <w:top w:val="single" w:color="auto" w:sz="4"/>
+          <w:left w:val="single" w:color="auto" w:sz="4"/>
+          <w:bottom w:val="single" w:color="auto" w:sz="4"/>
+          <w:right w:val="single" w:color="auto" w:sz="4"/>
+          <w:insideH w:val="single" w:color="auto" w:sz="4"/>
+          <w:insideV w:val="single" w:color="auto" w:sz="4"/>
+        </w:tblBorders>
+      </w:tblPr>
+      <w:tblGrid>
+        <w:gridCol w:w="7020"/>
+        <w:gridCol w:w="2340"/>
+      </w:tblGrid>
+      <w:tr>
+        <w:trPr>
+          <w:tblHeader/>
+        </w:trPr>
+        <w:tc>
+          <w:tcPr>
+            <w:tcW w:type="dxa" w:w="7020"/>
+            <w:shd w:fill="305496" w:val="clear"/>
+          </w:tcPr>
+          <w:p>
+            <w:pPr>
+              <w:jc w:val="left"/>
+            </w:pPr>
+            <w:r>
+              <w:rPr>
+                <w:b/>
+                <w:bCs/>
+                <w:i w:val="false"/>
+                <w:iCs w:val="false"/>
+              </w:rPr>
+              <w:t xml:space="preserve">Descricao</w:t>
+            </w:r>
+          </w:p>
+        </w:tc>
+        <w:tc>
+          <w:tcPr>
+            <w:tcW w:type="dxa" w:w="2340"/>
+            <w:shd w:fill="305496" w:val="clear"/>
+          </w:tcPr>
+          <w:p>
+            <w:pPr>
+              <w:jc w:val="right"/>
+            </w:pPr>
+            <w:r>
+              <w:rPr>
+                <w:b/>
+                <w:bCs/>
+                <w:i w:val="false"/>
+                <w:iCs w:val="false"/>
+              </w:rPr>
+              <w:t xml:space="preserve">Custo</w:t>
+            </w:r>
+          </w:p>
+        </w:tc>
+      </w:tr>
+      <w:tr>
+        <w:tc>
+          <w:tcPr>
+            <w:tcW w:type="dxa" w:w="7020"/>
+          </w:tcPr>
+          <w:p>
+            <w:pPr>
+              <w:jc w:val="left"/>
+            </w:pPr>
+            <w:r>
+              <w:rPr>
+                <w:b w:val="false"/>
+                <w:bCs w:val="false"/>
+                <w:i w:val="false"/>
+                <w:iCs w:val="false"/>
+              </w:rPr>
+              <w:t xml:space="preserve">Suporte</w:t>
+            </w:r>
+          </w:p>
+        </w:tc>
+        <w:tc>
+          <w:tcPr>
+            <w:tcW w:type="dxa" w:w="2340"/>
+          </w:tcPr>
+          <w:p>
+            <w:pPr>
+              <w:jc w:val="right"/>
+            </w:pPr>
+            <w:r>
+              <w:rPr>
+                <w:b w:val="false"/>
+                <w:bCs w:val="false"/>
+                <w:i w:val="false"/>
+                <w:iCs w:val="false"/>
+              </w:rPr>
+              <w:t xml:space="preserve">R$ 19,80</w:t>
+            </w:r>
+          </w:p>
+        </w:tc>
+      </w:tr>
+      <w:tr>
+        <w:tc>
+          <w:tcPr>
+            <w:tcW w:type="dxa" w:w="7020"/>
+          </w:tcPr>
+          <w:p>
+            <w:pPr>
+              <w:jc w:val="left"/>
+            </w:pPr>
+            <w:r>
+              <w:rPr>
+                <w:b w:val="false"/>
+                <w:bCs w:val="false"/>
+                <w:i w:val="false"/>
+                <w:iCs w:val="false"/>
+              </w:rPr>
+              <w:t xml:space="preserve">Suporte</w:t>
+            </w:r>
+          </w:p>
+        </w:tc>
+        <w:tc>
+          <w:tcPr>
+            <w:tcW w:type="dxa" w:w="2340"/>
+          </w:tcPr>
+          <w:p>
+            <w:pPr>
+              <w:jc w:val="right"/>
+            </w:pPr>
+            <w:r>
+              <w:rPr>
+                <w:b w:val="false"/>
+                <w:bCs w:val="false"/>
+                <w:i w:val="false"/>
+                <w:iCs w:val="false"/>
+              </w:rPr>
+              <w:t xml:space="preserve">R$ 19,80</w:t>
+            </w:r>
+          </w:p>
+        </w:tc>
+      </w:tr>
+      <w:tr>
+        <w:tc>
+          <w:tcPr>
+            <w:tcW w:type="dxa" w:w="7020"/>
+          </w:tcPr>
+          <w:p>
+            <w:pPr>
+              <w:jc w:val="left"/>
+            </w:pPr>
+            <w:r>
+              <w:rPr>
+                <w:b w:val="false"/>
+                <w:bCs w:val="false"/>
+                <w:i w:val="false"/>
+                <w:iCs w:val="false"/>
+              </w:rPr>
+              <w:t xml:space="preserve">Suporte</w:t>
+            </w:r>
+          </w:p>
+        </w:tc>
+        <w:tc>
+          <w:tcPr>
+            <w:tcW w:type="dxa" w:w="2340"/>
+          </w:tcPr>
+          <w:p>
+            <w:pPr>
+              <w:jc w:val="right"/>
+            </w:pPr>
+            <w:r>
+              <w:rPr>
+                <w:b w:val="false"/>
+                <w:bCs w:val="false"/>
+                <w:i w:val="false"/>
+                <w:iCs w:val="false"/>
+              </w:rPr>
+              <w:t xml:space="preserve">R$ 19,80</w:t>
+            </w:r>
+          </w:p>
+        </w:tc>
+      </w:tr>
+      <w:tr>
+        <w:tc>
+          <w:tcPr>
+            <w:tcW w:type="dxa" w:w="7020"/>
+          </w:tcPr>
+          <w:p>
+            <w:pPr>
+              <w:jc w:val="left"/>
+            </w:pPr>
+            <w:r>
+              <w:rPr>
+                <w:b w:val="false"/>
+                <w:bCs w:val="false"/>
+                <w:i w:val="false"/>
+                <w:iCs w:val="false"/>
+              </w:rPr>
+              <w:t xml:space="preserve">Suporte</w:t>
+            </w:r>
+          </w:p>
+        </w:tc>
+        <w:tc>
+          <w:tcPr>
+            <w:tcW w:type="dxa" w:w="2340"/>
+          </w:tcPr>
+          <w:p>
+            <w:pPr>
+              <w:jc w:val="right"/>
+            </w:pPr>
+            <w:r>
+              <w:rPr>
+                <w:b w:val="false"/>
+                <w:bCs w:val="false"/>
+                <w:i w:val="false"/>
+                <w:iCs w:val="false"/>
+              </w:rPr>
+              <w:t xml:space="preserve">R$ 19,80</w:t>
+            </w:r>
+          </w:p>
+        </w:tc>
+      </w:tr>
+      <w:tr>
+        <w:tc>
+          <w:tcPr>
+            <w:tcW w:type="dxa" w:w="7020"/>
+          </w:tcPr>
+          <w:p>
+            <w:pPr>
+              <w:jc w:val="left"/>
+            </w:pPr>
+            <w:r>
+              <w:rPr>
+                <w:b w:val="false"/>
+                <w:bCs w:val="false"/>
+                <w:i w:val="false"/>
+                <w:iCs w:val="false"/>
+              </w:rPr>
+              <w:t xml:space="preserve">Corrediça Telescópica 450</w:t>
+            </w:r>
+          </w:p>
+        </w:tc>
+        <w:tc>
+          <w:tcPr>
+            <w:tcW w:type="dxa" w:w="2340"/>
+          </w:tcPr>
+          <w:p>
+            <w:pPr>
+              <w:jc w:val="right"/>
+            </w:pPr>
+            <w:r>
+              <w:rPr>
+                <w:b w:val="false"/>
+                <w:bCs w:val="false"/>
+                <w:i w:val="false"/>
+                <w:iCs w:val="false"/>
+              </w:rPr>
+              <w:t xml:space="preserve">R$ 280,00</w:t>
+            </w:r>
+          </w:p>
+        </w:tc>
+      </w:tr>
+      <w:tr>
+        <w:tc>
+          <w:tcPr>
+            <w:tcW w:type="dxa" w:w="7020"/>
+          </w:tcPr>
+          <w:p>
+            <w:pPr>
+              <w:jc w:val="left"/>
+            </w:pPr>
+            <w:r>
+              <w:rPr>
+                <w:b w:val="false"/>
+                <w:bCs w:val="false"/>
+                <w:i w:val="false"/>
+                <w:iCs w:val="false"/>
+              </w:rPr>
+              <w:t xml:space="preserve">Corrediça Telescópica 500</w:t>
+            </w:r>
+          </w:p>
+        </w:tc>
+        <w:tc>
+          <w:tcPr>
+            <w:tcW w:type="dxa" w:w="2340"/>
+          </w:tcPr>
+          <w:p>
+            <w:pPr>
+              <w:jc w:val="right"/>
+            </w:pPr>
+            <w:r>
+              <w:rPr>
+                <w:b w:val="false"/>
+                <w:bCs w:val="false"/>
+                <w:i w:val="false"/>
+                <w:iCs w:val="false"/>
+              </w:rPr>
+              <w:t xml:space="preserve">R$ 459,00</w:t>
+            </w:r>
+          </w:p>
+        </w:tc>
+      </w:tr>
+      <w:tr>
+        <w:tc>
+          <w:tcPr>
+            <w:tcW w:type="dxa" w:w="7020"/>
+          </w:tcPr>
+          <w:p>
+            <w:pPr>
+              <w:jc w:val="left"/>
+            </w:pPr>
+            <w:r>
+              <w:rPr>
+                <w:b w:val="false"/>
+                <w:bCs w:val="false"/>
+                <w:i w:val="false"/>
+                <w:iCs w:val="false"/>
+              </w:rPr>
+              <w:t xml:space="preserve">Dobradiça Aço s/ Amort. Reta / Baixa</w:t>
+            </w:r>
+          </w:p>
+        </w:tc>
+        <w:tc>
+          <w:tcPr>
+            <w:tcW w:type="dxa" w:w="2340"/>
+          </w:tcPr>
+          <w:p>
+            <w:pPr>
+              <w:jc w:val="right"/>
+            </w:pPr>
+            <w:r>
+              <w:rPr>
+                <w:b w:val="false"/>
+                <w:bCs w:val="false"/>
+                <w:i w:val="false"/>
+                <w:iCs w:val="false"/>
+              </w:rPr>
+              <w:t xml:space="preserve">R$ 70,00</w:t>
+            </w:r>
+          </w:p>
+        </w:tc>
+      </w:tr>
+      <w:tr>
+        <w:tc>
+          <w:tcPr>
+            <w:tcW w:type="dxa" w:w="7020"/>
+          </w:tcPr>
+          <w:p>
+            <w:pPr>
+              <w:jc w:val="left"/>
+            </w:pPr>
+            <w:r>
+              <w:rPr>
+                <w:b w:val="false"/>
+                <w:bCs w:val="false"/>
+                <w:i w:val="false"/>
+                <w:iCs w:val="false"/>
+              </w:rPr>
+              <w:t xml:space="preserve">Gaveta Interna c/ Contra Frente</w:t>
+            </w:r>
+          </w:p>
+        </w:tc>
+        <w:tc>
+          <w:tcPr>
+            <w:tcW w:type="dxa" w:w="2340"/>
+          </w:tcPr>
+          <w:p>
+            <w:pPr>
+              <w:jc w:val="right"/>
+            </w:pPr>
+            <w:r>
+              <w:rPr>
+                <w:b w:val="false"/>
+                <w:bCs w:val="false"/>
+                <w:i w:val="false"/>
+                <w:iCs w:val="false"/>
+              </w:rPr>
+              <w:t xml:space="preserve">R$ 0,00</w:t>
+            </w:r>
+          </w:p>
+        </w:tc>
+      </w:tr>
+      <w:tr>
+        <w:tc>
+          <w:tcPr>
+            <w:tcW w:type="dxa" w:w="7020"/>
+          </w:tcPr>
+          <w:p>
+            <w:pPr>
+              <w:jc w:val="left"/>
+            </w:pPr>
+            <w:r>
+              <w:rPr>
+                <w:b w:val="false"/>
+                <w:bCs w:val="false"/>
+                <w:i w:val="false"/>
+                <w:iCs w:val="false"/>
+              </w:rPr>
+              <w:t xml:space="preserve">Gaveta Interna c/ Contra Frente</w:t>
+            </w:r>
+          </w:p>
+        </w:tc>
+        <w:tc>
+          <w:tcPr>
+            <w:tcW w:type="dxa" w:w="2340"/>
+          </w:tcPr>
+          <w:p>
+            <w:pPr>
+              <w:jc w:val="right"/>
+            </w:pPr>
+            <w:r>
+              <w:rPr>
+                <w:b w:val="false"/>
+                <w:bCs w:val="false"/>
+                <w:i w:val="false"/>
+                <w:iCs w:val="false"/>
+              </w:rPr>
+              <w:t xml:space="preserve">R$ 0,00</w:t>
+            </w:r>
+          </w:p>
+        </w:tc>
+      </w:tr>
+      <w:tr>
+        <w:tc>
+          <w:tcPr>
+            <w:tcW w:type="dxa" w:w="7020"/>
+          </w:tcPr>
+          <w:p>
+            <w:pPr>
+              <w:jc w:val="left"/>
+            </w:pPr>
+            <w:r>
+              <w:rPr>
+                <w:b w:val="false"/>
+                <w:bCs w:val="false"/>
+                <w:i w:val="false"/>
+                <w:iCs w:val="false"/>
+              </w:rPr>
+              <w:t xml:space="preserve">Gaveta Interna c/ Contra Frente</w:t>
+            </w:r>
+          </w:p>
+        </w:tc>
+        <w:tc>
+          <w:tcPr>
+            <w:tcW w:type="dxa" w:w="2340"/>
+          </w:tcPr>
+          <w:p>
+            <w:pPr>
+              <w:jc w:val="right"/>
+            </w:pPr>
+            <w:r>
+              <w:rPr>
+                <w:b w:val="false"/>
+                <w:bCs w:val="false"/>
+                <w:i w:val="false"/>
+                <w:iCs w:val="false"/>
+              </w:rPr>
+              <w:t xml:space="preserve">R$ 0,00</w:t>
+            </w:r>
+          </w:p>
+        </w:tc>
+      </w:tr>
+      <w:tr>
+        <w:tc>
+          <w:tcPr>
+            <w:tcW w:type="dxa" w:w="7020"/>
+          </w:tcPr>
+          <w:p>
+            <w:pPr>
+              <w:jc w:val="left"/>
+            </w:pPr>
+            <w:r>
+              <w:rPr>
+                <w:b w:val="false"/>
+                <w:bCs w:val="false"/>
+                <w:i w:val="false"/>
+                <w:iCs w:val="false"/>
+              </w:rPr>
+              <w:t xml:space="preserve">Sapateira com contra-frente</w:t>
+            </w:r>
+          </w:p>
+        </w:tc>
+        <w:tc>
+          <w:tcPr>
+            <w:tcW w:type="dxa" w:w="2340"/>
+          </w:tcPr>
+          <w:p>
+            <w:pPr>
+              <w:jc w:val="right"/>
+            </w:pPr>
+            <w:r>
+              <w:rPr>
+                <w:b w:val="false"/>
+                <w:bCs w:val="false"/>
+                <w:i w:val="false"/>
+                <w:iCs w:val="false"/>
+              </w:rPr>
+              <w:t xml:space="preserve">R$ 0,00</w:t>
+            </w:r>
+          </w:p>
+        </w:tc>
+      </w:tr>
+      <w:tr>
+        <w:tc>
+          <w:tcPr>
+            <w:tcW w:type="dxa" w:w="7020"/>
+          </w:tcPr>
+          <w:p>
+            <w:pPr>
+              <w:jc w:val="left"/>
+            </w:pPr>
+            <w:r>
+              <w:rPr>
+                <w:b w:val="false"/>
+                <w:bCs w:val="false"/>
+                <w:i w:val="false"/>
+                <w:iCs w:val="false"/>
+              </w:rPr>
+              <w:t xml:space="preserve">Sapateira com contra-frente</w:t>
+            </w:r>
+          </w:p>
+        </w:tc>
+        <w:tc>
+          <w:tcPr>
+            <w:tcW w:type="dxa" w:w="2340"/>
+          </w:tcPr>
+          <w:p>
+            <w:pPr>
+              <w:jc w:val="right"/>
+            </w:pPr>
+            <w:r>
+              <w:rPr>
+                <w:b w:val="false"/>
+                <w:bCs w:val="false"/>
+                <w:i w:val="false"/>
+                <w:iCs w:val="false"/>
+              </w:rPr>
+              <w:t xml:space="preserve">R$ 0,00</w:t>
+            </w:r>
+          </w:p>
+        </w:tc>
+      </w:tr>
+      <w:tr>
+        <w:tc>
+          <w:tcPr>
+            <w:tcW w:type="dxa" w:w="7020"/>
+          </w:tcPr>
+          <w:p>
+            <w:pPr>
+              <w:jc w:val="left"/>
+            </w:pPr>
+            <w:r>
+              <w:rPr>
+                <w:b w:val="false"/>
+                <w:bCs w:val="false"/>
+                <w:i w:val="false"/>
+                <w:iCs w:val="false"/>
+              </w:rPr>
+              <w:t xml:space="preserve">Gaveta Interna c/ Contra Frente</w:t>
+            </w:r>
+          </w:p>
+        </w:tc>
+        <w:tc>
+          <w:tcPr>
+            <w:tcW w:type="dxa" w:w="2340"/>
+          </w:tcPr>
+          <w:p>
+            <w:pPr>
+              <w:jc w:val="right"/>
+            </w:pPr>
+            <w:r>
+              <w:rPr>
+                <w:b w:val="false"/>
+                <w:bCs w:val="false"/>
+                <w:i w:val="false"/>
+                <w:iCs w:val="false"/>
+              </w:rPr>
+              <w:t xml:space="preserve">R$ 0,00</w:t>
+            </w:r>
+          </w:p>
+        </w:tc>
+      </w:tr>
+      <w:tr>
+        <w:tc>
+          <w:tcPr>
+            <w:tcW w:type="dxa" w:w="7020"/>
+          </w:tcPr>
+          <w:p>
+            <w:pPr>
+              <w:jc w:val="left"/>
+            </w:pPr>
+            <w:r>
+              <w:rPr>
+                <w:b w:val="false"/>
+                <w:bCs w:val="false"/>
+                <w:i w:val="false"/>
+                <w:iCs w:val="false"/>
+              </w:rPr>
+              <w:t xml:space="preserve">Gaveta Interna c/ Contra Frente</w:t>
+            </w:r>
+          </w:p>
+        </w:tc>
+        <w:tc>
+          <w:tcPr>
+            <w:tcW w:type="dxa" w:w="2340"/>
+          </w:tcPr>
+          <w:p>
+            <w:pPr>
+              <w:jc w:val="right"/>
+            </w:pPr>
+            <w:r>
+              <w:rPr>
+                <w:b w:val="false"/>
+                <w:bCs w:val="false"/>
+                <w:i w:val="false"/>
+                <w:iCs w:val="false"/>
+              </w:rPr>
+              <w:t xml:space="preserve">R$ 0,00</w:t>
+            </w:r>
+          </w:p>
+        </w:tc>
+      </w:tr>
+      <w:tr>
+        <w:tc>
+          <w:tcPr>
+            <w:tcW w:type="dxa" w:w="7020"/>
+          </w:tcPr>
+          <w:p>
+            <w:pPr>
+              <w:jc w:val="left"/>
+            </w:pPr>
+            <w:r>
+              <w:rPr>
+                <w:b w:val="false"/>
+                <w:bCs w:val="false"/>
+                <w:i w:val="false"/>
+                <w:iCs w:val="false"/>
+              </w:rPr>
+              <w:t xml:space="preserve">Gaveta Interna c/ Contra Frente</w:t>
+            </w:r>
+          </w:p>
+        </w:tc>
+        <w:tc>
+          <w:tcPr>
+            <w:tcW w:type="dxa" w:w="2340"/>
+          </w:tcPr>
+          <w:p>
+            <w:pPr>
+              <w:jc w:val="right"/>
+            </w:pPr>
+            <w:r>
+              <w:rPr>
+                <w:b w:val="false"/>
+                <w:bCs w:val="false"/>
+                <w:i w:val="false"/>
+                <w:iCs w:val="false"/>
+              </w:rPr>
+              <w:t xml:space="preserve">R$ 0,00</w:t>
+            </w:r>
+          </w:p>
+        </w:tc>
+      </w:tr>
+      <w:tr>
+        <w:tc>
+          <w:tcPr>
+            <w:tcW w:type="dxa" w:w="7020"/>
+          </w:tcPr>
+          <w:p>
+            <w:pPr>
+              <w:jc w:val="left"/>
+            </w:pPr>
+            <w:r>
+              <w:rPr>
+                <w:b w:val="false"/>
+                <w:bCs w:val="false"/>
+                <w:i w:val="false"/>
+                <w:iCs w:val="false"/>
+              </w:rPr>
+              <w:t xml:space="preserve">Sapateira com contra-frente</w:t>
+            </w:r>
+          </w:p>
+        </w:tc>
+        <w:tc>
+          <w:tcPr>
+            <w:tcW w:type="dxa" w:w="2340"/>
+          </w:tcPr>
+          <w:p>
+            <w:pPr>
+              <w:jc w:val="right"/>
+            </w:pPr>
+            <w:r>
+              <w:rPr>
+                <w:b w:val="false"/>
+                <w:bCs w:val="false"/>
+                <w:i w:val="false"/>
+                <w:iCs w:val="false"/>
+              </w:rPr>
+              <w:t xml:space="preserve">R$ 0,00</w:t>
+            </w:r>
+          </w:p>
+        </w:tc>
+      </w:tr>
+      <w:tr>
+        <w:tc>
+          <w:tcPr>
+            <w:tcW w:type="dxa" w:w="7020"/>
+          </w:tcPr>
+          <w:p>
+            <w:pPr>
+              <w:jc w:val="left"/>
+            </w:pPr>
+            <w:r>
+              <w:rPr>
+                <w:b w:val="false"/>
+                <w:bCs w:val="false"/>
+                <w:i w:val="false"/>
+                <w:iCs w:val="false"/>
+              </w:rPr>
+              <w:t xml:space="preserve">Sapateira com contra-frente</w:t>
+            </w:r>
+          </w:p>
+        </w:tc>
+        <w:tc>
+          <w:tcPr>
+            <w:tcW w:type="dxa" w:w="2340"/>
+          </w:tcPr>
+          <w:p>
+            <w:pPr>
+              <w:jc w:val="right"/>
+            </w:pPr>
+            <w:r>
+              <w:rPr>
+                <w:b w:val="false"/>
+                <w:bCs w:val="false"/>
+                <w:i w:val="false"/>
+                <w:iCs w:val="false"/>
+              </w:rPr>
+              <w:t xml:space="preserve">R$ 0,00</w:t>
+            </w:r>
+          </w:p>
+        </w:tc>
+      </w:tr>
+      <w:tr>
+        <w:tc>
+          <w:tcPr>
+            <w:tcW w:type="dxa" w:w="7020"/>
+          </w:tcPr>
+          <w:p>
+            <w:pPr>
+              <w:jc w:val="left"/>
+            </w:pPr>
+            <w:r>
+              <w:rPr>
+                <w:b w:val="false"/>
+                <w:bCs w:val="false"/>
+                <w:i w:val="false"/>
+                <w:iCs w:val="false"/>
+              </w:rPr>
+              <w:t xml:space="preserve">Fechamento p/ Armário</w:t>
+            </w:r>
+          </w:p>
+        </w:tc>
+        <w:tc>
+          <w:tcPr>
+            <w:tcW w:type="dxa" w:w="2340"/>
+          </w:tcPr>
+          <w:p>
+            <w:pPr>
+              <w:jc w:val="right"/>
+            </w:pPr>
+            <w:r>
+              <w:rPr>
+                <w:b w:val="false"/>
+                <w:bCs w:val="false"/>
+                <w:i w:val="false"/>
+                <w:iCs w:val="false"/>
+              </w:rPr>
+              <w:t xml:space="preserve">R$ 0,00</w:t>
+            </w:r>
+          </w:p>
+        </w:tc>
+      </w:tr>
+      <w:tr>
+        <w:tc>
+          <w:tcPr>
+            <w:tcW w:type="dxa" w:w="7020"/>
+          </w:tcPr>
+          <w:p>
+            <w:pPr>
+              <w:jc w:val="left"/>
+            </w:pPr>
+            <w:r>
+              <w:rPr>
+                <w:b w:val="false"/>
+                <w:bCs w:val="false"/>
+                <w:i w:val="false"/>
+                <w:iCs w:val="false"/>
+              </w:rPr>
+              <w:t xml:space="preserve">Processo de Fabricação</w:t>
+            </w:r>
+          </w:p>
+        </w:tc>
+        <w:tc>
+          <w:tcPr>
+            <w:tcW w:type="dxa" w:w="2340"/>
+          </w:tcPr>
+          <w:p>
+            <w:pPr>
+              <w:jc w:val="right"/>
+            </w:pPr>
+            <w:r>
+              <w:rPr>
+                <w:b w:val="false"/>
+                <w:bCs w:val="false"/>
+                <w:i w:val="false"/>
+                <w:iCs w:val="false"/>
+              </w:rPr>
+              <w:t xml:space="preserve">R$ 1.462,04</w:t>
+            </w:r>
+          </w:p>
+        </w:tc>
+      </w:tr>
+    </w:tbl>
+    <w:p/>
+    <w:p>
+      <w:pPr>
+        <w:pStyle w:val="Heading2"/>
+      </w:pPr>
+      <w:r>
+        <w:t xml:space="preserve">Resumo</w:t>
+      </w:r>
+    </w:p>
+    <w:tbl>
+      <w:tblPr>
+        <w:tblW w:type="dxa" w:w="9360"/>
+        <w:tblBorders>
+          <w:top w:val="single" w:color="auto" w:sz="4"/>
+          <w:left w:val="single" w:color="auto" w:sz="4"/>
+          <w:bottom w:val="single" w:color="auto" w:sz="4"/>
+          <w:right w:val="single" w:color="auto" w:sz="4"/>
+          <w:insideH w:val="single" w:color="auto" w:sz="4"/>
+          <w:insideV w:val="single" w:color="auto" w:sz="4"/>
+        </w:tblBorders>
+      </w:tblPr>
+      <w:tblGrid>
+        <w:gridCol w:w="7020"/>
+        <w:gridCol w:w="2340"/>
+      </w:tblGrid>
+      <w:tr>
+        <w:tc>
+          <w:tcPr>
+            <w:tcW w:type="dxa" w:w="7020"/>
+          </w:tcPr>
+          <w:p>
+            <w:pPr>
+              <w:jc w:val="left"/>
+            </w:pPr>
+            <w:r>
+              <w:rPr>
+                <w:b w:val="false"/>
+                <w:bCs w:val="false"/>
+                <w:i w:val="false"/>
+                <w:iCs w:val="false"/>
+              </w:rPr>
+              <w:t xml:space="preserve">Custo Material Total</w:t>
+            </w:r>
+          </w:p>
+        </w:tc>
+        <w:tc>
+          <w:tcPr>
+            <w:tcW w:type="dxa" w:w="2340"/>
+          </w:tcPr>
+          <w:p>
+            <w:pPr>
+              <w:jc w:val="right"/>
+            </w:pPr>
+            <w:r>
+              <w:rPr>
+                <w:b w:val="false"/>
+                <w:bCs w:val="false"/>
+                <w:i w:val="false"/>
+                <w:iCs w:val="false"/>
+              </w:rPr>
+              <w:t xml:space="preserve">R$ 10.155,66</w:t>
+            </w:r>
+          </w:p>
+        </w:tc>
+      </w:tr>
+      <w:tr>
+        <w:tc>
+          <w:tcPr>
+            <w:tcW w:type="dxa" w:w="7020"/>
+          </w:tcPr>
+          <w:p>
+            <w:pPr>
+              <w:jc w:val="left"/>
+            </w:pPr>
+            <w:r>
+              <w:rPr>
+                <w:b w:val="false"/>
+                <w:bCs w:val="false"/>
+                <w:i w:val="false"/>
+                <w:iCs w:val="false"/>
+              </w:rPr>
+              <w:t xml:space="preserve">Preco Venda Material (x Markup)</w:t>
+            </w:r>
+          </w:p>
+        </w:tc>
+        <w:tc>
+          <w:tcPr>
+            <w:tcW w:type="dxa" w:w="2340"/>
+          </w:tcPr>
+          <w:p>
+            <w:pPr>
+              <w:jc w:val="right"/>
+            </w:pPr>
+            <w:r>
+              <w:rPr>
+                <w:b w:val="false"/>
+                <w:bCs w:val="false"/>
+                <w:i w:val="false"/>
+                <w:iCs w:val="false"/>
+              </w:rPr>
+              <w:t xml:space="preserve">R$ 28.031,09</w:t>
+            </w:r>
+          </w:p>
+        </w:tc>
+      </w:tr>
+      <w:tr>
+        <w:tc>
+          <w:tcPr>
+            <w:tcW w:type="dxa" w:w="7020"/>
+          </w:tcPr>
+          <w:p>
+            <w:pPr>
+              <w:jc w:val="left"/>
+            </w:pPr>
+            <w:r>
+              <w:rPr>
+                <w:b w:val="false"/>
+                <w:bCs w:val="false"/>
+                <w:i w:val="false"/>
+                <w:iCs w:val="false"/>
+              </w:rPr>
+              <w:t xml:space="preserve">Mao de Obra</w:t>
+            </w:r>
+          </w:p>
+        </w:tc>
+        <w:tc>
+          <w:tcPr>
+            <w:tcW w:type="dxa" w:w="2340"/>
+          </w:tcPr>
+          <w:p>
+            <w:pPr>
+              <w:jc w:val="right"/>
+            </w:pPr>
+            <w:r>
+              <w:rPr>
+                <w:b w:val="false"/>
+                <w:bCs w:val="false"/>
+                <w:i w:val="false"/>
+                <w:iCs w:val="false"/>
+              </w:rPr>
+              <w:t xml:space="preserve">R$ 806,25</w:t>
+            </w:r>
+          </w:p>
+        </w:tc>
+      </w:tr>
+      <w:tr>
+        <w:tc>
+          <w:tcPr>
+            <w:tcW w:type="dxa" w:w="7020"/>
+            <w:shd w:fill="D9E1F2" w:val="clear"/>
+          </w:tcPr>
+          <w:p>
+            <w:pPr>
+              <w:jc w:val="left"/>
+            </w:pPr>
+            <w:r>
+              <w:rPr>
+                <w:b/>
+                <w:bCs/>
+                <w:i w:val="false"/>
+                <w:iCs w:val="false"/>
+              </w:rPr>
+              <w:t xml:space="preserve">TOTAL GERAL</w:t>
+            </w:r>
+          </w:p>
+        </w:tc>
+        <w:tc>
+          <w:tcPr>
+            <w:tcW w:type="dxa" w:w="2340"/>
+            <w:shd w:fill="D9E1F2" w:val="clear"/>
+          </w:tcPr>
+          <w:p>
+            <w:pPr>
+              <w:jc w:val="right"/>
+            </w:pPr>
+            <w:r>
+              <w:rPr>
+                <w:b/>
+                <w:bCs/>
+                <w:i w:val="false"/>
+                <w:iCs w:val="false"/>
+              </w:rPr>
+              <w:t xml:space="preserve">R$ 28.837,34</w:t>
             </w:r>
           </w:p>
         </w:tc>
